--- a/2027年度临汾路街道业委会智能履职辅助项目预算申报表.docx
+++ b/2027年度临汾路街道业委会智能履职辅助项目预算申报表.docx
@@ -532,7 +532,7 @@
                 <w:sz w:val="28"/>
                 <w:szCs w:val="28"/>
               </w:rPr>
-              <w:t>28.00（万元）</w:t>
+              <w:t>46.00（万元）</w:t>
             </w:r>
           </w:p>
         </w:tc>
@@ -2535,7 +2535,7 @@
                 <w:sz w:val="24"/>
                 <w:szCs w:val="24"/>
               </w:rPr>
-              <w:t>业委会会议智能辅助</w:t>
+              <w:t>无</w:t>
             </w:r>
           </w:p>
         </w:tc>
@@ -2568,7 +2568,7 @@
                 <w:sz w:val="24"/>
                 <w:szCs w:val="24"/>
               </w:rPr>
-              <w:t>会议流程、语音转写、纪要初稿、期限提醒和材料归档</w:t>
+              <w:t>本期不购置成品软件；大模型、语音识别等算力资源由政府侧统一承担</w:t>
             </w:r>
           </w:p>
         </w:tc>
@@ -2602,7 +2602,7 @@
                 <w:sz w:val="24"/>
                 <w:szCs w:val="24"/>
               </w:rPr>
-              <w:t>4</w:t>
+              <w:t>0</w:t>
             </w:r>
           </w:p>
         </w:tc>
@@ -2635,7 +2635,7 @@
                 <w:sz w:val="24"/>
                 <w:szCs w:val="24"/>
               </w:rPr>
-              <w:t>1</w:t>
+              <w:t>0</w:t>
             </w:r>
           </w:p>
         </w:tc>
@@ -2668,7 +2668,7 @@
                 <w:sz w:val="24"/>
                 <w:szCs w:val="24"/>
               </w:rPr>
-              <w:t>4</w:t>
+              <w:t>0</w:t>
             </w:r>
           </w:p>
         </w:tc>
@@ -2679,1021 +2679,6 @@
         </w:trPr>
         <w:tc>
           <w:tcPr>
-            <w:tcW w:w="795" w:type="dxa"/>
-            <w:tcBorders>
-              <w:top w:val="single" w:sz="2" w:space="0" w:color="auto"/>
-              <w:left w:val="single" w:sz="12" w:space="0" w:color="auto"/>
-              <w:bottom w:val="single" w:sz="2" w:space="0" w:color="auto"/>
-              <w:right w:val="single" w:sz="2" w:space="0" w:color="auto"/>
-            </w:tcBorders>
-            <w:vAlign w:val="center"/>
-          </w:tcPr>
-          <w:p>
-            <w:pPr>
-              <w:jc w:val="center"/>
-              <w:rPr>
-                <w:rFonts w:ascii="仿宋" w:eastAsia="仿宋" w:hAnsi="仿宋" w:hint="eastAsia"/>
-                <w:color w:val="000000" w:themeColor="text1"/>
-                <w:sz w:val="24"/>
-                <w:szCs w:val="24"/>
-              </w:rPr>
-            </w:pPr>
-            <w:r>
-              <w:rPr>
-                <w:rFonts w:ascii="仿宋" w:eastAsia="仿宋" w:hAnsi="仿宋" w:hint="eastAsia"/>
-                <w:color w:val="000000" w:themeColor="text1"/>
-                <w:sz w:val="24"/>
-                <w:szCs w:val="24"/>
-              </w:rPr>
-              <w:t>2</w:t>
-            </w:r>
-          </w:p>
-        </w:tc>
-        <w:tc>
-          <w:tcPr>
-            <w:tcW w:w="1358" w:type="dxa"/>
-            <w:tcBorders>
-              <w:top w:val="single" w:sz="2" w:space="0" w:color="auto"/>
-              <w:left w:val="single" w:sz="2" w:space="0" w:color="auto"/>
-              <w:bottom w:val="single" w:sz="2" w:space="0" w:color="auto"/>
-              <w:right w:val="single" w:sz="2" w:space="0" w:color="auto"/>
-            </w:tcBorders>
-            <w:vAlign w:val="center"/>
-          </w:tcPr>
-          <w:p>
-            <w:pPr>
-              <w:jc w:val="center"/>
-              <w:rPr>
-                <w:rFonts w:ascii="仿宋" w:eastAsia="仿宋" w:hAnsi="仿宋" w:hint="eastAsia"/>
-                <w:color w:val="000000" w:themeColor="text1"/>
-                <w:sz w:val="24"/>
-                <w:szCs w:val="24"/>
-              </w:rPr>
-            </w:pPr>
-            <w:r>
-              <w:rPr>
-                <w:rFonts w:hAnsi="等线" w:cs="宋体" w:hint="eastAsia"/>
-                <w:color w:val="000000"/>
-                <w:kern w:val="0"/>
-                <w:sz w:val="24"/>
-                <w:szCs w:val="24"/>
-              </w:rPr>
-              <w:t>业主接待与反馈管理</w:t>
-            </w:r>
-          </w:p>
-        </w:tc>
-        <w:tc>
-          <w:tcPr>
-            <w:tcW w:w="2677" w:type="dxa"/>
-            <w:gridSpan w:val="2"/>
-            <w:tcBorders>
-              <w:top w:val="single" w:sz="2" w:space="0" w:color="auto"/>
-              <w:left w:val="single" w:sz="2" w:space="0" w:color="auto"/>
-              <w:bottom w:val="single" w:sz="2" w:space="0" w:color="auto"/>
-              <w:right w:val="single" w:sz="2" w:space="0" w:color="auto"/>
-            </w:tcBorders>
-            <w:vAlign w:val="center"/>
-          </w:tcPr>
-          <w:p>
-            <w:pPr>
-              <w:jc w:val="center"/>
-              <w:rPr>
-                <w:rFonts w:ascii="仿宋" w:eastAsia="仿宋" w:hAnsi="仿宋" w:hint="eastAsia"/>
-                <w:color w:val="000000" w:themeColor="text1"/>
-                <w:sz w:val="24"/>
-                <w:szCs w:val="24"/>
-              </w:rPr>
-            </w:pPr>
-            <w:r>
-              <w:rPr>
-                <w:rFonts w:ascii="仿宋" w:eastAsia="仿宋" w:hAnsi="仿宋" w:hint="eastAsia"/>
-                <w:color w:val="000000" w:themeColor="text1"/>
-                <w:sz w:val="24"/>
-                <w:szCs w:val="24"/>
-              </w:rPr>
-              <w:t>接待登记、物业反馈留痕、业主反馈和年度统计</w:t>
-            </w:r>
-          </w:p>
-        </w:tc>
-        <w:tc>
-          <w:tcPr>
-            <w:tcW w:w="1475" w:type="dxa"/>
-            <w:gridSpan w:val="2"/>
-            <w:tcBorders>
-              <w:top w:val="single" w:sz="2" w:space="0" w:color="auto"/>
-              <w:left w:val="single" w:sz="2" w:space="0" w:color="auto"/>
-              <w:bottom w:val="single" w:sz="2" w:space="0" w:color="auto"/>
-              <w:right w:val="single" w:sz="2" w:space="0" w:color="auto"/>
-            </w:tcBorders>
-            <w:vAlign w:val="center"/>
-          </w:tcPr>
-          <w:p>
-            <w:pPr>
-              <w:jc w:val="center"/>
-              <w:rPr>
-                <w:rFonts w:ascii="仿宋" w:eastAsia="仿宋" w:hAnsi="仿宋" w:hint="eastAsia"/>
-                <w:color w:val="000000" w:themeColor="text1"/>
-                <w:sz w:val="24"/>
-                <w:szCs w:val="24"/>
-              </w:rPr>
-            </w:pPr>
-            <w:r>
-              <w:rPr>
-                <w:rFonts w:hAnsi="等线" w:cs="宋体" w:hint="eastAsia"/>
-                <w:color w:val="000000"/>
-                <w:kern w:val="0"/>
-                <w:sz w:val="24"/>
-                <w:szCs w:val="24"/>
-              </w:rPr>
-              <w:t>2</w:t>
-            </w:r>
-          </w:p>
-        </w:tc>
-        <w:tc>
-          <w:tcPr>
-            <w:tcW w:w="1088" w:type="dxa"/>
-            <w:gridSpan w:val="2"/>
-            <w:tcBorders>
-              <w:top w:val="single" w:sz="2" w:space="0" w:color="auto"/>
-              <w:left w:val="single" w:sz="2" w:space="0" w:color="auto"/>
-              <w:bottom w:val="single" w:sz="2" w:space="0" w:color="auto"/>
-              <w:right w:val="single" w:sz="2" w:space="0" w:color="auto"/>
-            </w:tcBorders>
-            <w:vAlign w:val="center"/>
-          </w:tcPr>
-          <w:p>
-            <w:pPr>
-              <w:jc w:val="center"/>
-              <w:rPr>
-                <w:rFonts w:ascii="仿宋" w:eastAsia="仿宋" w:hAnsi="仿宋" w:hint="eastAsia"/>
-                <w:color w:val="000000" w:themeColor="text1"/>
-                <w:sz w:val="24"/>
-                <w:szCs w:val="24"/>
-              </w:rPr>
-            </w:pPr>
-            <w:r>
-              <w:rPr>
-                <w:rFonts w:ascii="仿宋" w:eastAsia="仿宋" w:hAnsi="仿宋" w:hint="eastAsia"/>
-                <w:color w:val="000000" w:themeColor="text1"/>
-                <w:sz w:val="24"/>
-                <w:szCs w:val="24"/>
-              </w:rPr>
-              <w:t>1</w:t>
-            </w:r>
-          </w:p>
-        </w:tc>
-        <w:tc>
-          <w:tcPr>
-            <w:tcW w:w="1204" w:type="dxa"/>
-            <w:tcBorders>
-              <w:top w:val="single" w:sz="2" w:space="0" w:color="auto"/>
-              <w:left w:val="single" w:sz="2" w:space="0" w:color="auto"/>
-              <w:bottom w:val="single" w:sz="2" w:space="0" w:color="auto"/>
-              <w:right w:val="single" w:sz="12" w:space="0" w:color="auto"/>
-            </w:tcBorders>
-            <w:vAlign w:val="center"/>
-          </w:tcPr>
-          <w:p>
-            <w:pPr>
-              <w:jc w:val="center"/>
-              <w:rPr>
-                <w:rFonts w:ascii="仿宋" w:eastAsia="仿宋" w:hAnsi="仿宋" w:hint="eastAsia"/>
-                <w:color w:val="000000" w:themeColor="text1"/>
-                <w:sz w:val="24"/>
-                <w:szCs w:val="24"/>
-              </w:rPr>
-            </w:pPr>
-            <w:r>
-              <w:rPr>
-                <w:rFonts w:hAnsi="等线" w:cs="宋体" w:hint="eastAsia"/>
-                <w:color w:val="000000"/>
-                <w:kern w:val="0"/>
-                <w:sz w:val="24"/>
-                <w:szCs w:val="24"/>
-              </w:rPr>
-              <w:t>2</w:t>
-            </w:r>
-          </w:p>
-        </w:tc>
-      </w:tr>
-      <w:tr>
-        <w:trPr>
-          <w:jc w:val="center"/>
-        </w:trPr>
-        <w:tc>
-          <w:tcPr>
-            <w:tcW w:w="795" w:type="dxa"/>
-            <w:tcBorders>
-              <w:top w:val="single" w:sz="2" w:space="0" w:color="auto"/>
-              <w:left w:val="single" w:sz="12" w:space="0" w:color="auto"/>
-              <w:bottom w:val="single" w:sz="2" w:space="0" w:color="auto"/>
-              <w:right w:val="single" w:sz="2" w:space="0" w:color="auto"/>
-            </w:tcBorders>
-            <w:vAlign w:val="center"/>
-          </w:tcPr>
-          <w:p>
-            <w:pPr>
-              <w:jc w:val="center"/>
-              <w:rPr>
-                <w:rFonts w:ascii="仿宋" w:eastAsia="仿宋" w:hAnsi="仿宋" w:hint="eastAsia"/>
-                <w:color w:val="000000" w:themeColor="text1"/>
-                <w:sz w:val="24"/>
-                <w:szCs w:val="24"/>
-              </w:rPr>
-            </w:pPr>
-            <w:r>
-              <w:rPr>
-                <w:rFonts w:ascii="仿宋" w:eastAsia="仿宋" w:hAnsi="仿宋" w:hint="eastAsia"/>
-                <w:color w:val="000000" w:themeColor="text1"/>
-                <w:sz w:val="24"/>
-                <w:szCs w:val="24"/>
-              </w:rPr>
-              <w:t>3</w:t>
-            </w:r>
-          </w:p>
-        </w:tc>
-        <w:tc>
-          <w:tcPr>
-            <w:tcW w:w="1358" w:type="dxa"/>
-            <w:tcBorders>
-              <w:top w:val="single" w:sz="2" w:space="0" w:color="auto"/>
-              <w:left w:val="single" w:sz="2" w:space="0" w:color="auto"/>
-              <w:bottom w:val="single" w:sz="2" w:space="0" w:color="auto"/>
-              <w:right w:val="single" w:sz="2" w:space="0" w:color="auto"/>
-            </w:tcBorders>
-            <w:vAlign w:val="center"/>
-          </w:tcPr>
-          <w:p>
-            <w:pPr>
-              <w:jc w:val="center"/>
-              <w:rPr>
-                <w:rFonts w:ascii="仿宋" w:eastAsia="仿宋" w:hAnsi="仿宋" w:hint="eastAsia"/>
-                <w:color w:val="000000" w:themeColor="text1"/>
-                <w:sz w:val="24"/>
-                <w:szCs w:val="24"/>
-              </w:rPr>
-            </w:pPr>
-            <w:r>
-              <w:rPr>
-                <w:rFonts w:hAnsi="等线" w:cs="宋体" w:hint="eastAsia"/>
-                <w:color w:val="000000"/>
-                <w:kern w:val="0"/>
-                <w:sz w:val="24"/>
-                <w:szCs w:val="24"/>
-              </w:rPr>
-              <w:t>政策学习与智能知识服务</w:t>
-            </w:r>
-          </w:p>
-        </w:tc>
-        <w:tc>
-          <w:tcPr>
-            <w:tcW w:w="2677" w:type="dxa"/>
-            <w:gridSpan w:val="2"/>
-            <w:tcBorders>
-              <w:top w:val="single" w:sz="2" w:space="0" w:color="auto"/>
-              <w:left w:val="single" w:sz="2" w:space="0" w:color="auto"/>
-              <w:bottom w:val="single" w:sz="2" w:space="0" w:color="auto"/>
-              <w:right w:val="single" w:sz="2" w:space="0" w:color="auto"/>
-            </w:tcBorders>
-            <w:vAlign w:val="center"/>
-          </w:tcPr>
-          <w:p>
-            <w:pPr>
-              <w:jc w:val="center"/>
-              <w:rPr>
-                <w:rFonts w:ascii="仿宋" w:eastAsia="仿宋" w:hAnsi="仿宋" w:hint="eastAsia"/>
-                <w:color w:val="000000" w:themeColor="text1"/>
-                <w:sz w:val="24"/>
-                <w:szCs w:val="24"/>
-              </w:rPr>
-            </w:pPr>
-            <w:r>
-              <w:rPr>
-                <w:rFonts w:ascii="仿宋" w:eastAsia="仿宋" w:hAnsi="仿宋"/>
-                <w:color w:val="000000" w:themeColor="text1"/>
-                <w:sz w:val="24"/>
-                <w:szCs w:val="24"/>
-              </w:rPr>
-              <w:t>学习培训记录、政策资料检索和智能问答</w:t>
-            </w:r>
-          </w:p>
-        </w:tc>
-        <w:tc>
-          <w:tcPr>
-            <w:tcW w:w="1475" w:type="dxa"/>
-            <w:gridSpan w:val="2"/>
-            <w:tcBorders>
-              <w:top w:val="single" w:sz="2" w:space="0" w:color="auto"/>
-              <w:left w:val="single" w:sz="2" w:space="0" w:color="auto"/>
-              <w:bottom w:val="single" w:sz="2" w:space="0" w:color="auto"/>
-              <w:right w:val="single" w:sz="2" w:space="0" w:color="auto"/>
-            </w:tcBorders>
-            <w:vAlign w:val="center"/>
-          </w:tcPr>
-          <w:p>
-            <w:pPr>
-              <w:jc w:val="center"/>
-              <w:rPr>
-                <w:rFonts w:ascii="仿宋" w:eastAsia="仿宋" w:hAnsi="仿宋" w:hint="eastAsia"/>
-                <w:color w:val="000000" w:themeColor="text1"/>
-                <w:sz w:val="24"/>
-                <w:szCs w:val="24"/>
-              </w:rPr>
-            </w:pPr>
-            <w:r>
-              <w:rPr>
-                <w:rFonts w:hAnsi="等线" w:cs="宋体" w:hint="eastAsia"/>
-                <w:color w:val="000000"/>
-                <w:kern w:val="0"/>
-                <w:sz w:val="24"/>
-                <w:szCs w:val="24"/>
-              </w:rPr>
-              <w:t>2</w:t>
-            </w:r>
-          </w:p>
-        </w:tc>
-        <w:tc>
-          <w:tcPr>
-            <w:tcW w:w="1088" w:type="dxa"/>
-            <w:gridSpan w:val="2"/>
-            <w:tcBorders>
-              <w:top w:val="single" w:sz="2" w:space="0" w:color="auto"/>
-              <w:left w:val="single" w:sz="2" w:space="0" w:color="auto"/>
-              <w:bottom w:val="single" w:sz="2" w:space="0" w:color="auto"/>
-              <w:right w:val="single" w:sz="2" w:space="0" w:color="auto"/>
-            </w:tcBorders>
-            <w:vAlign w:val="center"/>
-          </w:tcPr>
-          <w:p>
-            <w:pPr>
-              <w:jc w:val="center"/>
-              <w:rPr>
-                <w:rFonts w:ascii="仿宋" w:eastAsia="仿宋" w:hAnsi="仿宋" w:hint="eastAsia"/>
-                <w:color w:val="000000" w:themeColor="text1"/>
-                <w:sz w:val="24"/>
-                <w:szCs w:val="24"/>
-              </w:rPr>
-            </w:pPr>
-            <w:r>
-              <w:rPr>
-                <w:rFonts w:ascii="仿宋" w:eastAsia="仿宋" w:hAnsi="仿宋" w:hint="eastAsia"/>
-                <w:color w:val="000000" w:themeColor="text1"/>
-                <w:sz w:val="24"/>
-                <w:szCs w:val="24"/>
-              </w:rPr>
-              <w:t>1</w:t>
-            </w:r>
-          </w:p>
-        </w:tc>
-        <w:tc>
-          <w:tcPr>
-            <w:tcW w:w="1204" w:type="dxa"/>
-            <w:tcBorders>
-              <w:top w:val="single" w:sz="2" w:space="0" w:color="auto"/>
-              <w:left w:val="single" w:sz="2" w:space="0" w:color="auto"/>
-              <w:bottom w:val="single" w:sz="2" w:space="0" w:color="auto"/>
-              <w:right w:val="single" w:sz="12" w:space="0" w:color="auto"/>
-            </w:tcBorders>
-            <w:vAlign w:val="center"/>
-          </w:tcPr>
-          <w:p>
-            <w:pPr>
-              <w:jc w:val="center"/>
-              <w:rPr>
-                <w:rFonts w:ascii="仿宋" w:eastAsia="仿宋" w:hAnsi="仿宋" w:hint="eastAsia"/>
-                <w:color w:val="000000" w:themeColor="text1"/>
-                <w:sz w:val="24"/>
-                <w:szCs w:val="24"/>
-              </w:rPr>
-            </w:pPr>
-            <w:r>
-              <w:rPr>
-                <w:rFonts w:hAnsi="等线" w:cs="宋体" w:hint="eastAsia"/>
-                <w:color w:val="000000"/>
-                <w:kern w:val="0"/>
-                <w:sz w:val="24"/>
-                <w:szCs w:val="24"/>
-              </w:rPr>
-              <w:t>2</w:t>
-            </w:r>
-          </w:p>
-        </w:tc>
-      </w:tr>
-      <w:tr>
-        <w:trPr>
-          <w:jc w:val="center"/>
-        </w:trPr>
-        <w:tc>
-          <w:tcPr>
-            <w:tcW w:w="795" w:type="dxa"/>
-            <w:tcBorders>
-              <w:top w:val="single" w:sz="2" w:space="0" w:color="auto"/>
-              <w:left w:val="single" w:sz="12" w:space="0" w:color="auto"/>
-              <w:bottom w:val="single" w:sz="2" w:space="0" w:color="auto"/>
-              <w:right w:val="single" w:sz="2" w:space="0" w:color="auto"/>
-            </w:tcBorders>
-            <w:vAlign w:val="center"/>
-          </w:tcPr>
-          <w:p>
-            <w:pPr>
-              <w:jc w:val="center"/>
-              <w:rPr>
-                <w:rFonts w:ascii="仿宋" w:eastAsia="仿宋" w:hAnsi="仿宋" w:hint="eastAsia"/>
-                <w:color w:val="000000" w:themeColor="text1"/>
-                <w:sz w:val="24"/>
-                <w:szCs w:val="24"/>
-              </w:rPr>
-            </w:pPr>
-            <w:r>
-              <w:rPr>
-                <w:rFonts w:ascii="仿宋" w:eastAsia="仿宋" w:hAnsi="仿宋" w:hint="eastAsia"/>
-                <w:color w:val="000000" w:themeColor="text1"/>
-                <w:sz w:val="24"/>
-                <w:szCs w:val="24"/>
-              </w:rPr>
-              <w:t>4</w:t>
-            </w:r>
-          </w:p>
-        </w:tc>
-        <w:tc>
-          <w:tcPr>
-            <w:tcW w:w="1358" w:type="dxa"/>
-            <w:tcBorders>
-              <w:top w:val="single" w:sz="2" w:space="0" w:color="auto"/>
-              <w:left w:val="single" w:sz="2" w:space="0" w:color="auto"/>
-              <w:bottom w:val="single" w:sz="2" w:space="0" w:color="auto"/>
-              <w:right w:val="single" w:sz="2" w:space="0" w:color="auto"/>
-            </w:tcBorders>
-            <w:vAlign w:val="center"/>
-          </w:tcPr>
-          <w:p>
-            <w:pPr>
-              <w:jc w:val="center"/>
-              <w:rPr>
-                <w:rFonts w:ascii="仿宋" w:eastAsia="仿宋" w:hAnsi="仿宋" w:hint="eastAsia"/>
-                <w:color w:val="000000" w:themeColor="text1"/>
-                <w:sz w:val="24"/>
-                <w:szCs w:val="24"/>
-              </w:rPr>
-            </w:pPr>
-            <w:r>
-              <w:rPr>
-                <w:rFonts w:hAnsi="等线" w:cs="宋体" w:hint="eastAsia"/>
-                <w:color w:val="000000"/>
-                <w:kern w:val="0"/>
-                <w:sz w:val="24"/>
-                <w:szCs w:val="24"/>
-              </w:rPr>
-              <w:t>印章使用登记</w:t>
-            </w:r>
-          </w:p>
-        </w:tc>
-        <w:tc>
-          <w:tcPr>
-            <w:tcW w:w="2677" w:type="dxa"/>
-            <w:gridSpan w:val="2"/>
-            <w:tcBorders>
-              <w:top w:val="single" w:sz="2" w:space="0" w:color="auto"/>
-              <w:left w:val="single" w:sz="2" w:space="0" w:color="auto"/>
-              <w:bottom w:val="single" w:sz="2" w:space="0" w:color="auto"/>
-              <w:right w:val="single" w:sz="2" w:space="0" w:color="auto"/>
-            </w:tcBorders>
-            <w:vAlign w:val="center"/>
-          </w:tcPr>
-          <w:p>
-            <w:pPr>
-              <w:jc w:val="center"/>
-              <w:rPr>
-                <w:rFonts w:ascii="仿宋" w:eastAsia="仿宋" w:hAnsi="仿宋" w:hint="eastAsia"/>
-                <w:color w:val="000000" w:themeColor="text1"/>
-                <w:sz w:val="24"/>
-                <w:szCs w:val="24"/>
-              </w:rPr>
-            </w:pPr>
-            <w:r>
-              <w:rPr>
-                <w:rFonts w:ascii="仿宋" w:eastAsia="仿宋" w:hAnsi="仿宋"/>
-                <w:color w:val="000000" w:themeColor="text1"/>
-                <w:sz w:val="24"/>
-                <w:szCs w:val="24"/>
-              </w:rPr>
-              <w:t>印章保管、用印记录、保管人确认和台账导出</w:t>
-            </w:r>
-          </w:p>
-        </w:tc>
-        <w:tc>
-          <w:tcPr>
-            <w:tcW w:w="1475" w:type="dxa"/>
-            <w:gridSpan w:val="2"/>
-            <w:tcBorders>
-              <w:top w:val="single" w:sz="2" w:space="0" w:color="auto"/>
-              <w:left w:val="single" w:sz="2" w:space="0" w:color="auto"/>
-              <w:bottom w:val="single" w:sz="2" w:space="0" w:color="auto"/>
-              <w:right w:val="single" w:sz="2" w:space="0" w:color="auto"/>
-            </w:tcBorders>
-            <w:vAlign w:val="center"/>
-          </w:tcPr>
-          <w:p>
-            <w:pPr>
-              <w:jc w:val="center"/>
-              <w:rPr>
-                <w:rFonts w:ascii="仿宋" w:eastAsia="仿宋" w:hAnsi="仿宋" w:hint="eastAsia"/>
-                <w:color w:val="000000" w:themeColor="text1"/>
-                <w:sz w:val="24"/>
-                <w:szCs w:val="24"/>
-              </w:rPr>
-            </w:pPr>
-            <w:r>
-              <w:rPr>
-                <w:rFonts w:hAnsi="等线" w:cs="宋体" w:hint="eastAsia"/>
-                <w:color w:val="000000"/>
-                <w:kern w:val="0"/>
-                <w:sz w:val="24"/>
-                <w:szCs w:val="24"/>
-              </w:rPr>
-              <w:t>1</w:t>
-            </w:r>
-          </w:p>
-        </w:tc>
-        <w:tc>
-          <w:tcPr>
-            <w:tcW w:w="1088" w:type="dxa"/>
-            <w:gridSpan w:val="2"/>
-            <w:tcBorders>
-              <w:top w:val="single" w:sz="2" w:space="0" w:color="auto"/>
-              <w:left w:val="single" w:sz="2" w:space="0" w:color="auto"/>
-              <w:bottom w:val="single" w:sz="2" w:space="0" w:color="auto"/>
-              <w:right w:val="single" w:sz="2" w:space="0" w:color="auto"/>
-            </w:tcBorders>
-            <w:vAlign w:val="center"/>
-          </w:tcPr>
-          <w:p>
-            <w:pPr>
-              <w:jc w:val="center"/>
-              <w:rPr>
-                <w:rFonts w:ascii="仿宋" w:eastAsia="仿宋" w:hAnsi="仿宋" w:hint="eastAsia"/>
-                <w:color w:val="000000" w:themeColor="text1"/>
-                <w:sz w:val="24"/>
-                <w:szCs w:val="24"/>
-              </w:rPr>
-            </w:pPr>
-            <w:r>
-              <w:rPr>
-                <w:rFonts w:ascii="仿宋" w:eastAsia="仿宋" w:hAnsi="仿宋" w:hint="eastAsia"/>
-                <w:color w:val="000000" w:themeColor="text1"/>
-                <w:sz w:val="24"/>
-                <w:szCs w:val="24"/>
-              </w:rPr>
-              <w:t>1</w:t>
-            </w:r>
-          </w:p>
-        </w:tc>
-        <w:tc>
-          <w:tcPr>
-            <w:tcW w:w="1204" w:type="dxa"/>
-            <w:tcBorders>
-              <w:top w:val="single" w:sz="2" w:space="0" w:color="auto"/>
-              <w:left w:val="single" w:sz="2" w:space="0" w:color="auto"/>
-              <w:bottom w:val="single" w:sz="2" w:space="0" w:color="auto"/>
-              <w:right w:val="single" w:sz="12" w:space="0" w:color="auto"/>
-            </w:tcBorders>
-            <w:vAlign w:val="center"/>
-          </w:tcPr>
-          <w:p>
-            <w:pPr>
-              <w:jc w:val="center"/>
-              <w:rPr>
-                <w:rFonts w:ascii="仿宋" w:eastAsia="仿宋" w:hAnsi="仿宋" w:hint="eastAsia"/>
-                <w:color w:val="000000" w:themeColor="text1"/>
-                <w:sz w:val="24"/>
-                <w:szCs w:val="24"/>
-              </w:rPr>
-            </w:pPr>
-            <w:r>
-              <w:rPr>
-                <w:rFonts w:hAnsi="等线" w:cs="宋体" w:hint="eastAsia"/>
-                <w:color w:val="000000"/>
-                <w:kern w:val="0"/>
-                <w:sz w:val="24"/>
-                <w:szCs w:val="24"/>
-              </w:rPr>
-              <w:t>1</w:t>
-            </w:r>
-          </w:p>
-        </w:tc>
-      </w:tr>
-      <w:tr>
-        <w:trPr>
-          <w:jc w:val="center"/>
-        </w:trPr>
-        <w:tc>
-          <w:tcPr>
-            <w:tcW w:w="795" w:type="dxa"/>
-            <w:tcBorders>
-              <w:top w:val="single" w:sz="2" w:space="0" w:color="auto"/>
-              <w:left w:val="single" w:sz="12" w:space="0" w:color="auto"/>
-              <w:bottom w:val="single" w:sz="2" w:space="0" w:color="auto"/>
-              <w:right w:val="single" w:sz="2" w:space="0" w:color="auto"/>
-            </w:tcBorders>
-            <w:vAlign w:val="center"/>
-          </w:tcPr>
-          <w:p>
-            <w:pPr>
-              <w:jc w:val="center"/>
-              <w:rPr>
-                <w:rFonts w:ascii="仿宋" w:eastAsia="仿宋" w:hAnsi="仿宋" w:hint="eastAsia"/>
-                <w:color w:val="000000" w:themeColor="text1"/>
-                <w:sz w:val="24"/>
-                <w:szCs w:val="24"/>
-              </w:rPr>
-            </w:pPr>
-            <w:r>
-              <w:rPr>
-                <w:rFonts w:ascii="仿宋" w:eastAsia="仿宋" w:hAnsi="仿宋" w:hint="eastAsia"/>
-                <w:color w:val="000000" w:themeColor="text1"/>
-                <w:sz w:val="24"/>
-                <w:szCs w:val="24"/>
-              </w:rPr>
-              <w:t>5</w:t>
-            </w:r>
-          </w:p>
-        </w:tc>
-        <w:tc>
-          <w:tcPr>
-            <w:tcW w:w="1358" w:type="dxa"/>
-            <w:tcBorders>
-              <w:top w:val="single" w:sz="2" w:space="0" w:color="auto"/>
-              <w:left w:val="single" w:sz="2" w:space="0" w:color="auto"/>
-              <w:bottom w:val="single" w:sz="2" w:space="0" w:color="auto"/>
-              <w:right w:val="single" w:sz="2" w:space="0" w:color="auto"/>
-            </w:tcBorders>
-            <w:vAlign w:val="center"/>
-          </w:tcPr>
-          <w:p>
-            <w:pPr>
-              <w:jc w:val="center"/>
-              <w:rPr>
-                <w:rFonts w:ascii="仿宋" w:eastAsia="仿宋" w:hAnsi="仿宋" w:hint="eastAsia"/>
-                <w:color w:val="000000" w:themeColor="text1"/>
-                <w:sz w:val="24"/>
-                <w:szCs w:val="24"/>
-              </w:rPr>
-            </w:pPr>
-            <w:r>
-              <w:rPr>
-                <w:rFonts w:hAnsi="等线" w:cs="宋体" w:hint="eastAsia"/>
-                <w:color w:val="000000"/>
-                <w:kern w:val="0"/>
-                <w:sz w:val="24"/>
-                <w:szCs w:val="24"/>
-              </w:rPr>
-              <w:t>履职档案与可信存证</w:t>
-            </w:r>
-          </w:p>
-        </w:tc>
-        <w:tc>
-          <w:tcPr>
-            <w:tcW w:w="2677" w:type="dxa"/>
-            <w:gridSpan w:val="2"/>
-            <w:tcBorders>
-              <w:top w:val="single" w:sz="2" w:space="0" w:color="auto"/>
-              <w:left w:val="single" w:sz="2" w:space="0" w:color="auto"/>
-              <w:bottom w:val="single" w:sz="2" w:space="0" w:color="auto"/>
-              <w:right w:val="single" w:sz="2" w:space="0" w:color="auto"/>
-            </w:tcBorders>
-            <w:vAlign w:val="center"/>
-          </w:tcPr>
-          <w:p>
-            <w:pPr>
-              <w:jc w:val="center"/>
-              <w:rPr>
-                <w:rFonts w:ascii="仿宋" w:eastAsia="仿宋" w:hAnsi="仿宋" w:hint="eastAsia"/>
-                <w:color w:val="000000" w:themeColor="text1"/>
-                <w:sz w:val="24"/>
-                <w:szCs w:val="24"/>
-              </w:rPr>
-            </w:pPr>
-            <w:r>
-              <w:rPr>
-                <w:rFonts w:ascii="仿宋" w:eastAsia="仿宋" w:hAnsi="仿宋"/>
-                <w:color w:val="000000" w:themeColor="text1"/>
-                <w:sz w:val="24"/>
-                <w:szCs w:val="24"/>
-              </w:rPr>
-              <w:t>履职材料归档、可信档案馆存证及验真</w:t>
-            </w:r>
-          </w:p>
-        </w:tc>
-        <w:tc>
-          <w:tcPr>
-            <w:tcW w:w="1475" w:type="dxa"/>
-            <w:gridSpan w:val="2"/>
-            <w:tcBorders>
-              <w:top w:val="single" w:sz="2" w:space="0" w:color="auto"/>
-              <w:left w:val="single" w:sz="2" w:space="0" w:color="auto"/>
-              <w:bottom w:val="single" w:sz="2" w:space="0" w:color="auto"/>
-              <w:right w:val="single" w:sz="2" w:space="0" w:color="auto"/>
-            </w:tcBorders>
-            <w:vAlign w:val="center"/>
-          </w:tcPr>
-          <w:p>
-            <w:pPr>
-              <w:jc w:val="center"/>
-              <w:rPr>
-                <w:rFonts w:ascii="仿宋" w:eastAsia="仿宋" w:hAnsi="仿宋" w:hint="eastAsia"/>
-                <w:color w:val="000000" w:themeColor="text1"/>
-                <w:sz w:val="24"/>
-                <w:szCs w:val="24"/>
-              </w:rPr>
-            </w:pPr>
-            <w:r>
-              <w:rPr>
-                <w:rFonts w:hAnsi="等线" w:cs="宋体" w:hint="eastAsia"/>
-                <w:color w:val="000000"/>
-                <w:kern w:val="0"/>
-                <w:sz w:val="24"/>
-                <w:szCs w:val="24"/>
-              </w:rPr>
-              <w:t>4</w:t>
-            </w:r>
-          </w:p>
-        </w:tc>
-        <w:tc>
-          <w:tcPr>
-            <w:tcW w:w="1088" w:type="dxa"/>
-            <w:gridSpan w:val="2"/>
-            <w:tcBorders>
-              <w:top w:val="single" w:sz="2" w:space="0" w:color="auto"/>
-              <w:left w:val="single" w:sz="2" w:space="0" w:color="auto"/>
-              <w:bottom w:val="single" w:sz="2" w:space="0" w:color="auto"/>
-              <w:right w:val="single" w:sz="2" w:space="0" w:color="auto"/>
-            </w:tcBorders>
-            <w:vAlign w:val="center"/>
-          </w:tcPr>
-          <w:p>
-            <w:pPr>
-              <w:jc w:val="center"/>
-              <w:rPr>
-                <w:rFonts w:ascii="仿宋" w:eastAsia="仿宋" w:hAnsi="仿宋" w:hint="eastAsia"/>
-                <w:color w:val="000000" w:themeColor="text1"/>
-                <w:sz w:val="24"/>
-                <w:szCs w:val="24"/>
-              </w:rPr>
-            </w:pPr>
-            <w:r>
-              <w:rPr>
-                <w:rFonts w:ascii="仿宋" w:eastAsia="仿宋" w:hAnsi="仿宋" w:hint="eastAsia"/>
-                <w:color w:val="000000" w:themeColor="text1"/>
-                <w:sz w:val="24"/>
-                <w:szCs w:val="24"/>
-              </w:rPr>
-              <w:t>1</w:t>
-            </w:r>
-          </w:p>
-        </w:tc>
-        <w:tc>
-          <w:tcPr>
-            <w:tcW w:w="1204" w:type="dxa"/>
-            <w:tcBorders>
-              <w:top w:val="single" w:sz="2" w:space="0" w:color="auto"/>
-              <w:left w:val="single" w:sz="2" w:space="0" w:color="auto"/>
-              <w:bottom w:val="single" w:sz="2" w:space="0" w:color="auto"/>
-              <w:right w:val="single" w:sz="12" w:space="0" w:color="auto"/>
-            </w:tcBorders>
-            <w:vAlign w:val="center"/>
-          </w:tcPr>
-          <w:p>
-            <w:pPr>
-              <w:jc w:val="center"/>
-              <w:rPr>
-                <w:rFonts w:ascii="仿宋" w:eastAsia="仿宋" w:hAnsi="仿宋" w:hint="eastAsia"/>
-                <w:color w:val="000000" w:themeColor="text1"/>
-                <w:sz w:val="24"/>
-                <w:szCs w:val="24"/>
-              </w:rPr>
-            </w:pPr>
-            <w:r>
-              <w:rPr>
-                <w:rFonts w:hAnsi="等线" w:cs="宋体" w:hint="eastAsia"/>
-                <w:color w:val="000000"/>
-                <w:kern w:val="0"/>
-                <w:sz w:val="24"/>
-                <w:szCs w:val="24"/>
-              </w:rPr>
-              <w:t>4</w:t>
-            </w:r>
-          </w:p>
-        </w:tc>
-      </w:tr>
-      <w:tr>
-        <w:trPr>
-          <w:jc w:val="center"/>
-        </w:trPr>
-        <w:tc>
-          <w:tcPr>
-            <w:tcW w:w="795" w:type="dxa"/>
-            <w:tcBorders>
-              <w:top w:val="single" w:sz="2" w:space="0" w:color="auto"/>
-              <w:left w:val="single" w:sz="12" w:space="0" w:color="auto"/>
-              <w:bottom w:val="single" w:sz="2" w:space="0" w:color="auto"/>
-              <w:right w:val="single" w:sz="2" w:space="0" w:color="auto"/>
-            </w:tcBorders>
-            <w:vAlign w:val="center"/>
-          </w:tcPr>
-          <w:p>
-            <w:pPr>
-              <w:jc w:val="center"/>
-              <w:rPr>
-                <w:rFonts w:ascii="仿宋" w:eastAsia="仿宋" w:hAnsi="仿宋" w:hint="eastAsia"/>
-                <w:color w:val="000000" w:themeColor="text1"/>
-                <w:sz w:val="24"/>
-                <w:szCs w:val="24"/>
-              </w:rPr>
-            </w:pPr>
-            <w:r>
-              <w:rPr>
-                <w:rFonts w:ascii="仿宋" w:eastAsia="仿宋" w:hAnsi="仿宋" w:hint="eastAsia"/>
-                <w:color w:val="000000" w:themeColor="text1"/>
-                <w:sz w:val="24"/>
-                <w:szCs w:val="24"/>
-              </w:rPr>
-              <w:t>6</w:t>
-            </w:r>
-          </w:p>
-        </w:tc>
-        <w:tc>
-          <w:tcPr>
-            <w:tcW w:w="1358" w:type="dxa"/>
-            <w:tcBorders>
-              <w:top w:val="single" w:sz="2" w:space="0" w:color="auto"/>
-              <w:left w:val="single" w:sz="2" w:space="0" w:color="auto"/>
-              <w:bottom w:val="single" w:sz="2" w:space="0" w:color="auto"/>
-              <w:right w:val="single" w:sz="2" w:space="0" w:color="auto"/>
-            </w:tcBorders>
-            <w:vAlign w:val="center"/>
-          </w:tcPr>
-          <w:p>
-            <w:pPr>
-              <w:jc w:val="center"/>
-              <w:rPr>
-                <w:rFonts w:ascii="仿宋" w:eastAsia="仿宋" w:hAnsi="仿宋" w:hint="eastAsia"/>
-                <w:color w:val="000000" w:themeColor="text1"/>
-                <w:sz w:val="24"/>
-                <w:szCs w:val="24"/>
-              </w:rPr>
-            </w:pPr>
-            <w:r>
-              <w:rPr>
-                <w:rFonts w:hAnsi="等线" w:cs="宋体" w:hint="eastAsia"/>
-                <w:color w:val="000000"/>
-                <w:kern w:val="0"/>
-                <w:sz w:val="24"/>
-                <w:szCs w:val="24"/>
-              </w:rPr>
-              <w:t>模型及语音资源服务</w:t>
-            </w:r>
-          </w:p>
-        </w:tc>
-        <w:tc>
-          <w:tcPr>
-            <w:tcW w:w="2677" w:type="dxa"/>
-            <w:gridSpan w:val="2"/>
-            <w:tcBorders>
-              <w:top w:val="single" w:sz="2" w:space="0" w:color="auto"/>
-              <w:left w:val="single" w:sz="2" w:space="0" w:color="auto"/>
-              <w:bottom w:val="single" w:sz="2" w:space="0" w:color="auto"/>
-              <w:right w:val="single" w:sz="2" w:space="0" w:color="auto"/>
-            </w:tcBorders>
-            <w:vAlign w:val="center"/>
-          </w:tcPr>
-          <w:p>
-            <w:pPr>
-              <w:jc w:val="center"/>
-              <w:rPr>
-                <w:rFonts w:ascii="仿宋" w:eastAsia="仿宋" w:hAnsi="仿宋" w:hint="eastAsia"/>
-                <w:color w:val="000000" w:themeColor="text1"/>
-                <w:sz w:val="24"/>
-                <w:szCs w:val="24"/>
-              </w:rPr>
-            </w:pPr>
-            <w:r>
-              <w:rPr>
-                <w:rFonts w:ascii="仿宋" w:eastAsia="仿宋" w:hAnsi="仿宋"/>
-                <w:color w:val="000000" w:themeColor="text1"/>
-                <w:sz w:val="24"/>
-                <w:szCs w:val="24"/>
-              </w:rPr>
-              <w:t>大模型、语音识别、存储等一年资源服务</w:t>
-            </w:r>
-          </w:p>
-        </w:tc>
-        <w:tc>
-          <w:tcPr>
-            <w:tcW w:w="1475" w:type="dxa"/>
-            <w:gridSpan w:val="2"/>
-            <w:tcBorders>
-              <w:top w:val="single" w:sz="2" w:space="0" w:color="auto"/>
-              <w:left w:val="single" w:sz="2" w:space="0" w:color="auto"/>
-              <w:bottom w:val="single" w:sz="2" w:space="0" w:color="auto"/>
-              <w:right w:val="single" w:sz="2" w:space="0" w:color="auto"/>
-            </w:tcBorders>
-            <w:vAlign w:val="center"/>
-          </w:tcPr>
-          <w:p>
-            <w:pPr>
-              <w:jc w:val="center"/>
-              <w:rPr>
-                <w:rFonts w:ascii="仿宋" w:eastAsia="仿宋" w:hAnsi="仿宋" w:hint="eastAsia"/>
-                <w:color w:val="000000" w:themeColor="text1"/>
-                <w:sz w:val="24"/>
-                <w:szCs w:val="24"/>
-              </w:rPr>
-            </w:pPr>
-            <w:r>
-              <w:rPr>
-                <w:rFonts w:hAnsi="等线" w:cs="宋体" w:hint="eastAsia"/>
-                <w:color w:val="000000"/>
-                <w:kern w:val="0"/>
-                <w:sz w:val="24"/>
-                <w:szCs w:val="24"/>
-              </w:rPr>
-              <w:t>2</w:t>
-            </w:r>
-          </w:p>
-        </w:tc>
-        <w:tc>
-          <w:tcPr>
-            <w:tcW w:w="1088" w:type="dxa"/>
-            <w:gridSpan w:val="2"/>
-            <w:tcBorders>
-              <w:top w:val="single" w:sz="2" w:space="0" w:color="auto"/>
-              <w:left w:val="single" w:sz="2" w:space="0" w:color="auto"/>
-              <w:bottom w:val="single" w:sz="2" w:space="0" w:color="auto"/>
-              <w:right w:val="single" w:sz="2" w:space="0" w:color="auto"/>
-            </w:tcBorders>
-            <w:vAlign w:val="center"/>
-          </w:tcPr>
-          <w:p>
-            <w:pPr>
-              <w:jc w:val="center"/>
-              <w:rPr>
-                <w:rFonts w:ascii="仿宋" w:eastAsia="仿宋" w:hAnsi="仿宋" w:hint="eastAsia"/>
-                <w:color w:val="000000" w:themeColor="text1"/>
-                <w:sz w:val="24"/>
-                <w:szCs w:val="24"/>
-              </w:rPr>
-            </w:pPr>
-            <w:r>
-              <w:rPr>
-                <w:rFonts w:ascii="仿宋" w:eastAsia="仿宋" w:hAnsi="仿宋" w:hint="eastAsia"/>
-                <w:color w:val="000000" w:themeColor="text1"/>
-                <w:sz w:val="24"/>
-                <w:szCs w:val="24"/>
-              </w:rPr>
-              <w:t>1</w:t>
-            </w:r>
-          </w:p>
-        </w:tc>
-        <w:tc>
-          <w:tcPr>
-            <w:tcW w:w="1204" w:type="dxa"/>
-            <w:tcBorders>
-              <w:top w:val="single" w:sz="2" w:space="0" w:color="auto"/>
-              <w:left w:val="single" w:sz="2" w:space="0" w:color="auto"/>
-              <w:bottom w:val="single" w:sz="2" w:space="0" w:color="auto"/>
-              <w:right w:val="single" w:sz="12" w:space="0" w:color="auto"/>
-            </w:tcBorders>
-            <w:vAlign w:val="center"/>
-          </w:tcPr>
-          <w:p>
-            <w:pPr>
-              <w:jc w:val="center"/>
-              <w:rPr>
-                <w:rFonts w:ascii="仿宋" w:eastAsia="仿宋" w:hAnsi="仿宋" w:hint="eastAsia"/>
-                <w:color w:val="000000" w:themeColor="text1"/>
-                <w:sz w:val="24"/>
-                <w:szCs w:val="24"/>
-              </w:rPr>
-            </w:pPr>
-            <w:r>
-              <w:rPr>
-                <w:rFonts w:hAnsi="等线" w:cs="宋体" w:hint="eastAsia"/>
-                <w:color w:val="000000"/>
-                <w:kern w:val="0"/>
-                <w:sz w:val="24"/>
-                <w:szCs w:val="24"/>
-              </w:rPr>
-              <w:t>2</w:t>
-            </w:r>
-          </w:p>
-        </w:tc>
-      </w:tr>
-      <w:tr>
-        <w:trPr>
-          <w:jc w:val="center"/>
-        </w:trPr>
-        <w:tc>
-          <w:tcPr>
             <w:tcW w:w="7393" w:type="dxa"/>
             <w:gridSpan w:val="8"/>
             <w:tcBorders>
@@ -3754,7 +2739,7 @@
                 <w:sz w:val="22"/>
                 <w:szCs w:val="22"/>
               </w:rPr>
-              <w:t>15</w:t>
+              <w:t>0</w:t>
             </w:r>
           </w:p>
         </w:tc>
@@ -4250,7 +3235,7 @@
                 <w:sz w:val="24"/>
                 <w:szCs w:val="24"/>
               </w:rPr>
-              <w:t>1</w:t>
+              <w:t>2</w:t>
             </w:r>
           </w:p>
         </w:tc>
@@ -4284,7 +3269,7 @@
                 <w:sz w:val="24"/>
                 <w:szCs w:val="24"/>
               </w:rPr>
-              <w:t>1</w:t>
+              <w:t>3</w:t>
             </w:r>
           </w:p>
         </w:tc>
@@ -4318,7 +3303,7 @@
                 <w:sz w:val="24"/>
                 <w:szCs w:val="24"/>
               </w:rPr>
-              <w:t>1</w:t>
+              <w:t>6</w:t>
             </w:r>
           </w:p>
         </w:tc>
@@ -4495,51 +3480,51 @@
                 <w:sz w:val="24"/>
                 <w:szCs w:val="24"/>
               </w:rPr>
+              <w:t>2</w:t>
+            </w:r>
+          </w:p>
+        </w:tc>
+        <w:tc>
+          <w:tcPr>
+            <w:tcW w:w="780" w:type="dxa"/>
+            <w:tcBorders>
+              <w:top w:val="single" w:sz="2" w:space="0" w:color="auto"/>
+              <w:left w:val="single" w:sz="2" w:space="0" w:color="auto"/>
+              <w:bottom w:val="single" w:sz="2" w:space="0" w:color="auto"/>
+              <w:right w:val="single" w:sz="2" w:space="0" w:color="auto"/>
+            </w:tcBorders>
+            <w:vAlign w:val="center"/>
+          </w:tcPr>
+          <w:p>
+            <w:pPr>
+              <w:jc w:val="center"/>
+              <w:rPr>
+                <w:rFonts w:hAnsi="等线" w:cs="宋体" w:hint="eastAsia"/>
+                <w:color w:val="000000"/>
+                <w:kern w:val="0"/>
+                <w:sz w:val="24"/>
+                <w:szCs w:val="24"/>
+              </w:rPr>
+            </w:pPr>
+            <w:r>
+              <w:rPr>
+                <w:rFonts w:hAnsi="等线" w:cs="宋体" w:hint="eastAsia"/>
+                <w:color w:val="000000"/>
+                <w:kern w:val="0"/>
+                <w:sz w:val="24"/>
+                <w:szCs w:val="24"/>
+              </w:rPr>
               <w:t>1</w:t>
             </w:r>
           </w:p>
         </w:tc>
         <w:tc>
           <w:tcPr>
-            <w:tcW w:w="780" w:type="dxa"/>
+            <w:tcW w:w="1204" w:type="dxa"/>
             <w:tcBorders>
               <w:top w:val="single" w:sz="2" w:space="0" w:color="auto"/>
               <w:left w:val="single" w:sz="2" w:space="0" w:color="auto"/>
               <w:bottom w:val="single" w:sz="2" w:space="0" w:color="auto"/>
-              <w:right w:val="single" w:sz="2" w:space="0" w:color="auto"/>
-            </w:tcBorders>
-            <w:vAlign w:val="center"/>
-          </w:tcPr>
-          <w:p>
-            <w:pPr>
-              <w:jc w:val="center"/>
-              <w:rPr>
-                <w:rFonts w:hAnsi="等线" w:cs="宋体" w:hint="eastAsia"/>
-                <w:color w:val="000000"/>
-                <w:kern w:val="0"/>
-                <w:sz w:val="24"/>
-                <w:szCs w:val="24"/>
-              </w:rPr>
-            </w:pPr>
-            <w:r>
-              <w:rPr>
-                <w:rFonts w:hAnsi="等线" w:cs="宋体" w:hint="eastAsia"/>
-                <w:color w:val="000000"/>
-                <w:kern w:val="0"/>
-                <w:sz w:val="24"/>
-                <w:szCs w:val="24"/>
-              </w:rPr>
-              <w:t>1</w:t>
-            </w:r>
-          </w:p>
-        </w:tc>
-        <w:tc>
-          <w:tcPr>
-            <w:tcW w:w="1204" w:type="dxa"/>
-            <w:tcBorders>
-              <w:top w:val="single" w:sz="2" w:space="0" w:color="auto"/>
-              <w:left w:val="single" w:sz="2" w:space="0" w:color="auto"/>
-              <w:bottom w:val="single" w:sz="2" w:space="0" w:color="auto"/>
               <w:right w:val="single" w:sz="12" w:space="0" w:color="auto"/>
             </w:tcBorders>
             <w:vAlign w:val="center"/>
@@ -4563,7 +3548,7 @@
                 <w:sz w:val="24"/>
                 <w:szCs w:val="24"/>
               </w:rPr>
-              <w:t>1</w:t>
+              <w:t>2</w:t>
             </w:r>
           </w:p>
         </w:tc>
@@ -4740,7 +3725,7 @@
                 <w:sz w:val="24"/>
                 <w:szCs w:val="24"/>
               </w:rPr>
-              <w:t>1</w:t>
+              <w:t>2</w:t>
             </w:r>
           </w:p>
         </w:tc>
@@ -4774,7 +3759,7 @@
                 <w:sz w:val="24"/>
                 <w:szCs w:val="24"/>
               </w:rPr>
-              <w:t>2</w:t>
+              <w:t>3</w:t>
             </w:r>
           </w:p>
         </w:tc>
@@ -4808,7 +3793,7 @@
                 <w:sz w:val="24"/>
                 <w:szCs w:val="24"/>
               </w:rPr>
-              <w:t>2</w:t>
+              <w:t>6</w:t>
             </w:r>
           </w:p>
         </w:tc>
@@ -4985,7 +3970,7 @@
                 <w:sz w:val="24"/>
                 <w:szCs w:val="24"/>
               </w:rPr>
-              <w:t>1</w:t>
+              <w:t>2</w:t>
             </w:r>
           </w:p>
         </w:tc>
@@ -5019,7 +4004,7 @@
                 <w:sz w:val="24"/>
                 <w:szCs w:val="24"/>
               </w:rPr>
-              <w:t>1</w:t>
+              <w:t>2</w:t>
             </w:r>
           </w:p>
         </w:tc>
@@ -5053,7 +4038,7 @@
                 <w:sz w:val="24"/>
                 <w:szCs w:val="24"/>
               </w:rPr>
-              <w:t>1</w:t>
+              <w:t>4</w:t>
             </w:r>
           </w:p>
         </w:tc>
@@ -5229,7 +4214,7 @@
                 <w:sz w:val="24"/>
                 <w:szCs w:val="24"/>
               </w:rPr>
-              <w:t>1</w:t>
+              <w:t>2</w:t>
             </w:r>
           </w:p>
         </w:tc>
@@ -5263,7 +4248,7 @@
                 <w:sz w:val="24"/>
                 <w:szCs w:val="24"/>
               </w:rPr>
-              <w:t>1</w:t>
+              <w:t>1.5</w:t>
             </w:r>
           </w:p>
         </w:tc>
@@ -5297,7 +4282,7 @@
                 <w:sz w:val="24"/>
                 <w:szCs w:val="24"/>
               </w:rPr>
-              <w:t>1</w:t>
+              <w:t>3</w:t>
             </w:r>
           </w:p>
         </w:tc>
@@ -5473,7 +4458,7 @@
                 <w:sz w:val="24"/>
                 <w:szCs w:val="24"/>
               </w:rPr>
-              <w:t>1</w:t>
+              <w:t>2</w:t>
             </w:r>
           </w:p>
         </w:tc>
@@ -5507,7 +4492,7 @@
                 <w:sz w:val="24"/>
                 <w:szCs w:val="24"/>
               </w:rPr>
-              <w:t>1</w:t>
+              <w:t>1.5</w:t>
             </w:r>
           </w:p>
         </w:tc>
@@ -5541,7 +4526,7 @@
                 <w:sz w:val="24"/>
                 <w:szCs w:val="24"/>
               </w:rPr>
-              <w:t>1</w:t>
+              <w:t>3</w:t>
             </w:r>
           </w:p>
         </w:tc>
@@ -5721,7 +4706,7 @@
                 <w:sz w:val="24"/>
                 <w:szCs w:val="24"/>
               </w:rPr>
-              <w:t>1</w:t>
+              <w:t>2</w:t>
             </w:r>
           </w:p>
         </w:tc>
@@ -5755,7 +4740,7 @@
                 <w:sz w:val="24"/>
                 <w:szCs w:val="24"/>
               </w:rPr>
-              <w:t>1</w:t>
+              <w:t>2</w:t>
             </w:r>
           </w:p>
         </w:tc>
@@ -5789,7 +4774,7 @@
                 <w:sz w:val="24"/>
                 <w:szCs w:val="24"/>
               </w:rPr>
-              <w:t>1</w:t>
+              <w:t>4</w:t>
             </w:r>
           </w:p>
         </w:tc>
@@ -5969,7 +4954,7 @@
                 <w:sz w:val="24"/>
                 <w:szCs w:val="24"/>
               </w:rPr>
-              <w:t>1</w:t>
+              <w:t>2</w:t>
             </w:r>
           </w:p>
         </w:tc>
@@ -6003,7 +4988,7 @@
                 <w:sz w:val="24"/>
                 <w:szCs w:val="24"/>
               </w:rPr>
-              <w:t>1</w:t>
+              <w:t>2.5</w:t>
             </w:r>
           </w:p>
         </w:tc>
@@ -6037,7 +5022,7 @@
                 <w:sz w:val="24"/>
                 <w:szCs w:val="24"/>
               </w:rPr>
-              <w:t>1</w:t>
+              <w:t>5</w:t>
             </w:r>
           </w:p>
         </w:tc>
@@ -6213,7 +5198,7 @@
                 <w:sz w:val="24"/>
                 <w:szCs w:val="24"/>
               </w:rPr>
-              <w:t>1</w:t>
+              <w:t>2</w:t>
             </w:r>
           </w:p>
         </w:tc>
@@ -6247,7 +5232,7 @@
                 <w:sz w:val="24"/>
                 <w:szCs w:val="24"/>
               </w:rPr>
-              <w:t>1</w:t>
+              <w:t>2</w:t>
             </w:r>
           </w:p>
         </w:tc>
@@ -6281,7 +5266,7 @@
                 <w:sz w:val="24"/>
                 <w:szCs w:val="24"/>
               </w:rPr>
-              <w:t>1</w:t>
+              <w:t>4</w:t>
             </w:r>
           </w:p>
         </w:tc>
@@ -6352,7 +5337,7 @@
                 <w:sz w:val="22"/>
                 <w:szCs w:val="22"/>
               </w:rPr>
-              <w:t>10</w:t>
+              <w:t>37</w:t>
             </w:r>
           </w:p>
         </w:tc>
@@ -7133,7 +6118,7 @@
                 <w:sz w:val="24"/>
                 <w:szCs w:val="24"/>
               </w:rPr>
-              <w:t>1</w:t>
+              <w:t>1.5</w:t>
             </w:r>
           </w:p>
         </w:tc>
@@ -7244,7 +6229,7 @@
                 <w:sz w:val="24"/>
                 <w:szCs w:val="24"/>
               </w:rPr>
-              <w:t>0.8</w:t>
+              <w:t>2</w:t>
             </w:r>
           </w:p>
         </w:tc>
@@ -7355,7 +6340,7 @@
                 <w:sz w:val="24"/>
                 <w:szCs w:val="24"/>
               </w:rPr>
-              <w:t>0.6</w:t>
+              <w:t>1</w:t>
             </w:r>
           </w:p>
         </w:tc>
@@ -7466,7 +6451,7 @@
                 <w:sz w:val="24"/>
                 <w:szCs w:val="24"/>
               </w:rPr>
-              <w:t>0.6</w:t>
+              <w:t>3.5</w:t>
             </w:r>
           </w:p>
         </w:tc>
@@ -7577,7 +6562,7 @@
                 <w:sz w:val="24"/>
                 <w:szCs w:val="24"/>
               </w:rPr>
-              <w:t>0</w:t>
+              <w:t>1</w:t>
             </w:r>
           </w:p>
         </w:tc>
@@ -7761,7 +6746,7 @@
                 <w:sz w:val="24"/>
                 <w:szCs w:val="24"/>
               </w:rPr>
-              <w:t>3</w:t>
+              <w:t>9</w:t>
             </w:r>
           </w:p>
         </w:tc>
@@ -7837,7 +6822,7 @@
                 <w:sz w:val="24"/>
                 <w:szCs w:val="24"/>
               </w:rPr>
-              <w:t>28</w:t>
+              <w:t>46</w:t>
             </w:r>
           </w:p>
         </w:tc>
